--- a/plantillas/ListaChequeo.docx
+++ b/plantillas/ListaChequeo.docx
@@ -11,6 +11,136 @@
           <w:sz w:val="20"/>
         </w:rPr>
       </w:pPr>
+      <w:r>
+        <w:rPr>
+          <w:rFonts w:ascii="Times New Roman"/>
+          <w:noProof/>
+          <w:sz w:val="20"/>
+        </w:rPr>
+        <mc:AlternateContent>
+          <mc:Choice Requires="wpg">
+            <w:drawing>
+              <wp:inline distT="0" distB="0" distL="0" distR="0" wp14:anchorId="50F2E2FF" wp14:editId="10FB2DDA">
+                <wp:extent cx="2078989" cy="543560"/>
+                <wp:effectExtent l="0" t="0" r="0" b="0"/>
+                <wp:docPr id="5" name="Group 5"/>
+                <wp:cNvGraphicFramePr>
+                  <a:graphicFrameLocks xmlns:a="http://schemas.openxmlformats.org/drawingml/2006/main"/>
+                </wp:cNvGraphicFramePr>
+                <a:graphic xmlns:a="http://schemas.openxmlformats.org/drawingml/2006/main">
+                  <a:graphicData uri="http://schemas.microsoft.com/office/word/2010/wordprocessingGroup">
+                    <wpg:wgp>
+                      <wpg:cNvGrpSpPr>
+                        <a:grpSpLocks/>
+                      </wpg:cNvGrpSpPr>
+                      <wpg:grpSpPr>
+                        <a:xfrm>
+                          <a:off x="0" y="0"/>
+                          <a:ext cx="2078989" cy="543560"/>
+                          <a:chOff x="0" y="0"/>
+                          <a:chExt cx="2078989" cy="543560"/>
+                        </a:xfrm>
+                      </wpg:grpSpPr>
+                      <wps:wsp>
+                        <wps:cNvPr id="6" name="Graphic 6"/>
+                        <wps:cNvSpPr/>
+                        <wps:spPr>
+                          <a:xfrm>
+                            <a:off x="0" y="0"/>
+                            <a:ext cx="2078989" cy="543560"/>
+                          </a:xfrm>
+                          <a:custGeom>
+                            <a:avLst/>
+                            <a:gdLst/>
+                            <a:ahLst/>
+                            <a:cxnLst/>
+                            <a:rect l="l" t="t" r="r" b="b"/>
+                            <a:pathLst>
+                              <a:path w="2078989" h="543560">
+                                <a:moveTo>
+                                  <a:pt x="2078990" y="533781"/>
+                                </a:moveTo>
+                                <a:lnTo>
+                                  <a:pt x="9525" y="533781"/>
+                                </a:lnTo>
+                                <a:lnTo>
+                                  <a:pt x="9525" y="9601"/>
+                                </a:lnTo>
+                                <a:lnTo>
+                                  <a:pt x="0" y="9601"/>
+                                </a:lnTo>
+                                <a:lnTo>
+                                  <a:pt x="0" y="533781"/>
+                                </a:lnTo>
+                                <a:lnTo>
+                                  <a:pt x="0" y="543306"/>
+                                </a:lnTo>
+                                <a:lnTo>
+                                  <a:pt x="9525" y="543306"/>
+                                </a:lnTo>
+                                <a:lnTo>
+                                  <a:pt x="2078990" y="543306"/>
+                                </a:lnTo>
+                                <a:lnTo>
+                                  <a:pt x="2078990" y="533781"/>
+                                </a:lnTo>
+                                <a:close/>
+                              </a:path>
+                              <a:path w="2078989" h="543560">
+                                <a:moveTo>
+                                  <a:pt x="2078990" y="0"/>
+                                </a:moveTo>
+                                <a:lnTo>
+                                  <a:pt x="9525" y="0"/>
+                                </a:lnTo>
+                                <a:lnTo>
+                                  <a:pt x="0" y="0"/>
+                                </a:lnTo>
+                                <a:lnTo>
+                                  <a:pt x="0" y="9525"/>
+                                </a:lnTo>
+                                <a:lnTo>
+                                  <a:pt x="9525" y="9525"/>
+                                </a:lnTo>
+                                <a:lnTo>
+                                  <a:pt x="2078990" y="9525"/>
+                                </a:lnTo>
+                                <a:lnTo>
+                                  <a:pt x="2078990" y="0"/>
+                                </a:lnTo>
+                                <a:close/>
+                              </a:path>
+                            </a:pathLst>
+                          </a:custGeom>
+                          <a:solidFill>
+                            <a:srgbClr val="000000"/>
+                          </a:solidFill>
+                        </wps:spPr>
+                        <wps:bodyPr wrap="square" lIns="0" tIns="0" rIns="0" bIns="0" rtlCol="0">
+                          <a:prstTxWarp prst="textNoShape">
+                            <a:avLst/>
+                          </a:prstTxWarp>
+                          <a:noAutofit/>
+                        </wps:bodyPr>
+                      </wps:wsp>
+                    </wpg:wgp>
+                  </a:graphicData>
+                </a:graphic>
+              </wp:inline>
+            </w:drawing>
+          </mc:Choice>
+          <mc:Fallback>
+            <w:pict>
+              <v:group w14:anchorId="7C57CD54" id="Group 5" o:spid="_x0000_s1026" style="width:163.7pt;height:42.8pt;mso-position-horizontal-relative:char;mso-position-vertical-relative:line" coordsize="20789,5435" o:gfxdata="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">
+                <v:shape id="Graphic 6" o:spid="_x0000_s1027" style="position:absolute;width:20789;height:5435;visibility:visible;mso-wrap-style:square;v-text-anchor:top" coordsize="2078989,543560" o:gfxdata="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" path="m2078990,533781r-2069465,l9525,9601,,9601,,533781r,9525l9525,543306r2069465,l2078990,533781xem2078990,l9525,,,,,9525r9525,l2078990,9525r,-9525xe" fillcolor="black" stroked="f">
+                  <v:path arrowok="t"/>
+                </v:shape>
+                <w10:anchorlock/>
+              </v:group>
+            </w:pict>
+          </mc:Fallback>
+        </mc:AlternateContent>
+      </w:r>
       <w:r>
         <w:rPr>
           <w:rFonts w:ascii="Times New Roman"/>
@@ -397,136 +527,6 @@
           <w:sz w:val="20"/>
         </w:rPr>
         <w:t xml:space="preserve">                                            </w:t>
-      </w:r>
-      <w:r>
-        <w:rPr>
-          <w:rFonts w:ascii="Times New Roman"/>
-          <w:noProof/>
-          <w:sz w:val="20"/>
-        </w:rPr>
-        <mc:AlternateContent>
-          <mc:Choice Requires="wpg">
-            <w:drawing>
-              <wp:inline distT="0" distB="0" distL="0" distR="0" wp14:anchorId="6CC8ADCF" wp14:editId="6CC8ADD0">
-                <wp:extent cx="2078989" cy="543560"/>
-                <wp:effectExtent l="0" t="0" r="0" b="0"/>
-                <wp:docPr id="5" name="Group 5"/>
-                <wp:cNvGraphicFramePr>
-                  <a:graphicFrameLocks xmlns:a="http://schemas.openxmlformats.org/drawingml/2006/main"/>
-                </wp:cNvGraphicFramePr>
-                <a:graphic xmlns:a="http://schemas.openxmlformats.org/drawingml/2006/main">
-                  <a:graphicData uri="http://schemas.microsoft.com/office/word/2010/wordprocessingGroup">
-                    <wpg:wgp>
-                      <wpg:cNvGrpSpPr>
-                        <a:grpSpLocks/>
-                      </wpg:cNvGrpSpPr>
-                      <wpg:grpSpPr>
-                        <a:xfrm>
-                          <a:off x="0" y="0"/>
-                          <a:ext cx="2078989" cy="543560"/>
-                          <a:chOff x="0" y="0"/>
-                          <a:chExt cx="2078989" cy="543560"/>
-                        </a:xfrm>
-                      </wpg:grpSpPr>
-                      <wps:wsp>
-                        <wps:cNvPr id="6" name="Graphic 6"/>
-                        <wps:cNvSpPr/>
-                        <wps:spPr>
-                          <a:xfrm>
-                            <a:off x="0" y="0"/>
-                            <a:ext cx="2078989" cy="543560"/>
-                          </a:xfrm>
-                          <a:custGeom>
-                            <a:avLst/>
-                            <a:gdLst/>
-                            <a:ahLst/>
-                            <a:cxnLst/>
-                            <a:rect l="l" t="t" r="r" b="b"/>
-                            <a:pathLst>
-                              <a:path w="2078989" h="543560">
-                                <a:moveTo>
-                                  <a:pt x="2078990" y="533781"/>
-                                </a:moveTo>
-                                <a:lnTo>
-                                  <a:pt x="9525" y="533781"/>
-                                </a:lnTo>
-                                <a:lnTo>
-                                  <a:pt x="9525" y="9601"/>
-                                </a:lnTo>
-                                <a:lnTo>
-                                  <a:pt x="0" y="9601"/>
-                                </a:lnTo>
-                                <a:lnTo>
-                                  <a:pt x="0" y="533781"/>
-                                </a:lnTo>
-                                <a:lnTo>
-                                  <a:pt x="0" y="543306"/>
-                                </a:lnTo>
-                                <a:lnTo>
-                                  <a:pt x="9525" y="543306"/>
-                                </a:lnTo>
-                                <a:lnTo>
-                                  <a:pt x="2078990" y="543306"/>
-                                </a:lnTo>
-                                <a:lnTo>
-                                  <a:pt x="2078990" y="533781"/>
-                                </a:lnTo>
-                                <a:close/>
-                              </a:path>
-                              <a:path w="2078989" h="543560">
-                                <a:moveTo>
-                                  <a:pt x="2078990" y="0"/>
-                                </a:moveTo>
-                                <a:lnTo>
-                                  <a:pt x="9525" y="0"/>
-                                </a:lnTo>
-                                <a:lnTo>
-                                  <a:pt x="0" y="0"/>
-                                </a:lnTo>
-                                <a:lnTo>
-                                  <a:pt x="0" y="9525"/>
-                                </a:lnTo>
-                                <a:lnTo>
-                                  <a:pt x="9525" y="9525"/>
-                                </a:lnTo>
-                                <a:lnTo>
-                                  <a:pt x="2078990" y="9525"/>
-                                </a:lnTo>
-                                <a:lnTo>
-                                  <a:pt x="2078990" y="0"/>
-                                </a:lnTo>
-                                <a:close/>
-                              </a:path>
-                            </a:pathLst>
-                          </a:custGeom>
-                          <a:solidFill>
-                            <a:srgbClr val="000000"/>
-                          </a:solidFill>
-                        </wps:spPr>
-                        <wps:bodyPr wrap="square" lIns="0" tIns="0" rIns="0" bIns="0" rtlCol="0">
-                          <a:prstTxWarp prst="textNoShape">
-                            <a:avLst/>
-                          </a:prstTxWarp>
-                          <a:noAutofit/>
-                        </wps:bodyPr>
-                      </wps:wsp>
-                    </wpg:wgp>
-                  </a:graphicData>
-                </a:graphic>
-              </wp:inline>
-            </w:drawing>
-          </mc:Choice>
-          <mc:Fallback>
-            <w:pict>
-              <v:group w14:anchorId="5CCBEBCA" id="Group 5" o:spid="_x0000_s1026" style="width:163.7pt;height:42.8pt;mso-position-horizontal-relative:char;mso-position-vertical-relative:line" coordsize="20789,5435" o:gfxdata="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">
-                <v:shape id="Graphic 6" o:spid="_x0000_s1027" style="position:absolute;width:20789;height:5435;visibility:visible;mso-wrap-style:square;v-text-anchor:top" coordsize="2078989,543560" o:gfxdata="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" path="m2078990,533781r-2069465,l9525,9601,,9601,,533781r,9525l9525,543306r2069465,l2078990,533781xem2078990,l9525,,,,,9525r9525,l2078990,9525r,-9525xe" fillcolor="black" stroked="f">
-                  <v:path arrowok="t"/>
-                </v:shape>
-                <w10:anchorlock/>
-              </v:group>
-            </w:pict>
-          </mc:Fallback>
-        </mc:AlternateContent>
       </w:r>
     </w:p>
     <w:p>
